--- a/Assignment_CRUD.docx
+++ b/Assignment_CRUD.docx
@@ -140,23 +140,7 @@
           <w:sz w:val="28"/>
           <w:szCs w:val="28"/>
         </w:rPr>
-        <w:t xml:space="preserve">View a </w:t>
-      </w:r>
-      <w:proofErr w:type="gramStart"/>
-      <w:r>
-        <w:rPr>
-          <w:sz w:val="28"/>
-          <w:szCs w:val="28"/>
-        </w:rPr>
-        <w:t>flight by flight</w:t>
-      </w:r>
-      <w:proofErr w:type="gramEnd"/>
-      <w:r>
-        <w:rPr>
-          <w:sz w:val="28"/>
-          <w:szCs w:val="28"/>
-        </w:rPr>
-        <w:t xml:space="preserve"> number </w:t>
+        <w:t xml:space="preserve">View a flight by flight number </w:t>
       </w:r>
     </w:p>
     <w:p>
@@ -298,7 +282,7 @@
         <w:tblLook w:val="04A0" w:firstRow="1" w:lastRow="0" w:firstColumn="1" w:lastColumn="0" w:noHBand="0" w:noVBand="1"/>
       </w:tblPr>
       <w:tblGrid>
-        <w:gridCol w:w="1535"/>
+        <w:gridCol w:w="1449"/>
         <w:gridCol w:w="1056"/>
         <w:gridCol w:w="921"/>
       </w:tblGrid>
@@ -403,7 +387,6 @@
                 <w:szCs w:val="24"/>
               </w:rPr>
             </w:pPr>
-            <w:proofErr w:type="spellStart"/>
             <w:r>
               <w:rPr>
                 <w:sz w:val="24"/>
@@ -411,7 +394,6 @@
               </w:rPr>
               <w:t>flightNumber</w:t>
             </w:r>
-            <w:proofErr w:type="spellEnd"/>
           </w:p>
         </w:tc>
         <w:tc>
@@ -476,7 +458,6 @@
                 <w:szCs w:val="24"/>
               </w:rPr>
             </w:pPr>
-            <w:proofErr w:type="spellStart"/>
             <w:r>
               <w:rPr>
                 <w:sz w:val="24"/>
@@ -484,7 +465,6 @@
               </w:rPr>
               <w:t>flightType</w:t>
             </w:r>
-            <w:proofErr w:type="spellEnd"/>
           </w:p>
         </w:tc>
         <w:tc>
@@ -691,152 +671,6 @@
                 <w:szCs w:val="24"/>
               </w:rPr>
             </w:pPr>
-            <w:proofErr w:type="spellStart"/>
-            <w:r>
-              <w:rPr>
-                <w:sz w:val="24"/>
-                <w:szCs w:val="24"/>
-              </w:rPr>
-              <w:t>departureTime</w:t>
-            </w:r>
-            <w:proofErr w:type="spellEnd"/>
-          </w:p>
-        </w:tc>
-        <w:tc>
-          <w:tcPr>
-            <w:tcW w:w="0" w:type="auto"/>
-            <w:vAlign w:val="center"/>
-            <w:hideMark/>
-          </w:tcPr>
-          <w:p>
-            <w:pPr>
-              <w:rPr>
-                <w:sz w:val="24"/>
-                <w:szCs w:val="24"/>
-              </w:rPr>
-            </w:pPr>
-            <w:r>
-              <w:rPr>
-                <w:sz w:val="24"/>
-                <w:szCs w:val="24"/>
-              </w:rPr>
-              <w:t>String</w:t>
-            </w:r>
-          </w:p>
-        </w:tc>
-        <w:tc>
-          <w:tcPr>
-            <w:tcW w:w="0" w:type="auto"/>
-            <w:vAlign w:val="center"/>
-            <w:hideMark/>
-          </w:tcPr>
-          <w:p>
-            <w:pPr>
-              <w:rPr>
-                <w:sz w:val="24"/>
-                <w:szCs w:val="24"/>
-              </w:rPr>
-            </w:pPr>
-            <w:r>
-              <w:rPr>
-                <w:sz w:val="24"/>
-                <w:szCs w:val="24"/>
-              </w:rPr>
-              <w:t>10:30</w:t>
-            </w:r>
-          </w:p>
-        </w:tc>
-      </w:tr>
-      <w:tr>
-        <w:trPr>
-          <w:tblCellSpacing w:w="15" w:type="dxa"/>
-        </w:trPr>
-        <w:tc>
-          <w:tcPr>
-            <w:tcW w:w="0" w:type="auto"/>
-            <w:vAlign w:val="center"/>
-            <w:hideMark/>
-          </w:tcPr>
-          <w:p>
-            <w:pPr>
-              <w:rPr>
-                <w:sz w:val="24"/>
-                <w:szCs w:val="24"/>
-              </w:rPr>
-            </w:pPr>
-            <w:proofErr w:type="spellStart"/>
-            <w:r>
-              <w:rPr>
-                <w:sz w:val="24"/>
-                <w:szCs w:val="24"/>
-              </w:rPr>
-              <w:t>arrivalTime</w:t>
-            </w:r>
-            <w:proofErr w:type="spellEnd"/>
-          </w:p>
-        </w:tc>
-        <w:tc>
-          <w:tcPr>
-            <w:tcW w:w="0" w:type="auto"/>
-            <w:vAlign w:val="center"/>
-            <w:hideMark/>
-          </w:tcPr>
-          <w:p>
-            <w:pPr>
-              <w:rPr>
-                <w:sz w:val="24"/>
-                <w:szCs w:val="24"/>
-              </w:rPr>
-            </w:pPr>
-            <w:r>
-              <w:rPr>
-                <w:sz w:val="24"/>
-                <w:szCs w:val="24"/>
-              </w:rPr>
-              <w:t>String</w:t>
-            </w:r>
-          </w:p>
-        </w:tc>
-        <w:tc>
-          <w:tcPr>
-            <w:tcW w:w="0" w:type="auto"/>
-            <w:vAlign w:val="center"/>
-            <w:hideMark/>
-          </w:tcPr>
-          <w:p>
-            <w:pPr>
-              <w:rPr>
-                <w:sz w:val="24"/>
-                <w:szCs w:val="24"/>
-              </w:rPr>
-            </w:pPr>
-            <w:r>
-              <w:rPr>
-                <w:sz w:val="24"/>
-                <w:szCs w:val="24"/>
-              </w:rPr>
-              <w:t>12:45</w:t>
-            </w:r>
-          </w:p>
-        </w:tc>
-      </w:tr>
-      <w:tr>
-        <w:trPr>
-          <w:tblCellSpacing w:w="15" w:type="dxa"/>
-        </w:trPr>
-        <w:tc>
-          <w:tcPr>
-            <w:tcW w:w="0" w:type="auto"/>
-            <w:vAlign w:val="center"/>
-            <w:hideMark/>
-          </w:tcPr>
-          <w:p>
-            <w:pPr>
-              <w:rPr>
-                <w:sz w:val="24"/>
-                <w:szCs w:val="24"/>
-              </w:rPr>
-            </w:pPr>
             <w:r>
               <w:rPr>
                 <w:sz w:val="24"/>
@@ -908,7 +742,6 @@
                 <w:szCs w:val="24"/>
               </w:rPr>
             </w:pPr>
-            <w:proofErr w:type="spellStart"/>
             <w:r>
               <w:rPr>
                 <w:sz w:val="24"/>
@@ -916,7 +749,6 @@
               </w:rPr>
               <w:t>availableSeats</w:t>
             </w:r>
-            <w:proofErr w:type="spellEnd"/>
           </w:p>
         </w:tc>
         <w:tc>
@@ -968,6 +800,8 @@
     <w:p/>
     <w:p/>
     <w:p/>
+    <w:p/>
+    <w:p/>
     <w:p>
       <w:pPr>
         <w:rPr>
@@ -1015,54 +849,22 @@
           <w:sz w:val="28"/>
           <w:szCs w:val="28"/>
         </w:rPr>
-        <w:t xml:space="preserve">    "</w:t>
-      </w:r>
-      <w:proofErr w:type="spellStart"/>
-      <w:r>
-        <w:rPr>
-          <w:sz w:val="28"/>
-          <w:szCs w:val="28"/>
-        </w:rPr>
-        <w:t>flightNumber</w:t>
-      </w:r>
-      <w:proofErr w:type="spellEnd"/>
-      <w:r>
-        <w:rPr>
-          <w:sz w:val="28"/>
-          <w:szCs w:val="28"/>
-        </w:rPr>
-        <w:t>": "AI101",</w:t>
-      </w:r>
-    </w:p>
-    <w:p>
-      <w:pPr>
-        <w:rPr>
-          <w:sz w:val="28"/>
-          <w:szCs w:val="28"/>
-        </w:rPr>
-      </w:pPr>
-      <w:r>
-        <w:rPr>
-          <w:sz w:val="28"/>
-          <w:szCs w:val="28"/>
-        </w:rPr>
-        <w:t xml:space="preserve">    "</w:t>
-      </w:r>
-      <w:proofErr w:type="spellStart"/>
-      <w:r>
-        <w:rPr>
-          <w:sz w:val="28"/>
-          <w:szCs w:val="28"/>
-        </w:rPr>
-        <w:t>flightType</w:t>
-      </w:r>
-      <w:proofErr w:type="spellEnd"/>
-      <w:r>
-        <w:rPr>
-          <w:sz w:val="28"/>
-          <w:szCs w:val="28"/>
-        </w:rPr>
-        <w:t>": "Air India",</w:t>
+        <w:t xml:space="preserve">    "flightNumber": "AI101",</w:t>
+      </w:r>
+    </w:p>
+    <w:p>
+      <w:pPr>
+        <w:rPr>
+          <w:sz w:val="28"/>
+          <w:szCs w:val="28"/>
+        </w:rPr>
+      </w:pPr>
+      <w:r>
+        <w:rPr>
+          <w:sz w:val="28"/>
+          <w:szCs w:val="28"/>
+        </w:rPr>
+        <w:t xml:space="preserve">    "flightType": "Air India",</w:t>
       </w:r>
     </w:p>
     <w:p>
@@ -1107,68 +909,6 @@
           <w:sz w:val="28"/>
           <w:szCs w:val="28"/>
         </w:rPr>
-        <w:t xml:space="preserve">    "</w:t>
-      </w:r>
-      <w:proofErr w:type="spellStart"/>
-      <w:r>
-        <w:rPr>
-          <w:sz w:val="28"/>
-          <w:szCs w:val="28"/>
-        </w:rPr>
-        <w:t>departureTime</w:t>
-      </w:r>
-      <w:proofErr w:type="spellEnd"/>
-      <w:r>
-        <w:rPr>
-          <w:sz w:val="28"/>
-          <w:szCs w:val="28"/>
-        </w:rPr>
-        <w:t>": "10:30",</w:t>
-      </w:r>
-    </w:p>
-    <w:p>
-      <w:pPr>
-        <w:rPr>
-          <w:sz w:val="28"/>
-          <w:szCs w:val="28"/>
-        </w:rPr>
-      </w:pPr>
-      <w:r>
-        <w:rPr>
-          <w:sz w:val="28"/>
-          <w:szCs w:val="28"/>
-        </w:rPr>
-        <w:t xml:space="preserve">    "</w:t>
-      </w:r>
-      <w:proofErr w:type="spellStart"/>
-      <w:r>
-        <w:rPr>
-          <w:sz w:val="28"/>
-          <w:szCs w:val="28"/>
-        </w:rPr>
-        <w:t>arrivalTime</w:t>
-      </w:r>
-      <w:proofErr w:type="spellEnd"/>
-      <w:r>
-        <w:rPr>
-          <w:sz w:val="28"/>
-          <w:szCs w:val="28"/>
-        </w:rPr>
-        <w:t>": "12:45",</w:t>
-      </w:r>
-    </w:p>
-    <w:p>
-      <w:pPr>
-        <w:rPr>
-          <w:sz w:val="28"/>
-          <w:szCs w:val="28"/>
-        </w:rPr>
-      </w:pPr>
-      <w:r>
-        <w:rPr>
-          <w:sz w:val="28"/>
-          <w:szCs w:val="28"/>
-        </w:rPr>
         <w:t xml:space="preserve">    "price": 5500,</w:t>
       </w:r>
     </w:p>
@@ -1184,23 +924,7 @@
           <w:sz w:val="28"/>
           <w:szCs w:val="28"/>
         </w:rPr>
-        <w:t xml:space="preserve">    "</w:t>
-      </w:r>
-      <w:proofErr w:type="spellStart"/>
-      <w:r>
-        <w:rPr>
-          <w:sz w:val="28"/>
-          <w:szCs w:val="28"/>
-        </w:rPr>
-        <w:t>availableSeats</w:t>
-      </w:r>
-      <w:proofErr w:type="spellEnd"/>
-      <w:r>
-        <w:rPr>
-          <w:sz w:val="28"/>
-          <w:szCs w:val="28"/>
-        </w:rPr>
-        <w:t>": 45</w:t>
+        <w:t xml:space="preserve">    "availableSeats": 45</w:t>
       </w:r>
     </w:p>
     <w:p>
@@ -1299,21 +1023,12 @@
           <w:szCs w:val="28"/>
         </w:rPr>
       </w:pPr>
-      <w:proofErr w:type="spellStart"/>
-      <w:r>
-        <w:rPr>
-          <w:sz w:val="28"/>
-          <w:szCs w:val="28"/>
-        </w:rPr>
-        <w:t>flightNumber</w:t>
-      </w:r>
-      <w:proofErr w:type="spellEnd"/>
-      <w:r>
-        <w:rPr>
-          <w:sz w:val="28"/>
-          <w:szCs w:val="28"/>
-        </w:rPr>
-        <w:t xml:space="preserve"> </w:t>
+      <w:r>
+        <w:rPr>
+          <w:sz w:val="28"/>
+          <w:szCs w:val="28"/>
+        </w:rPr>
+        <w:t xml:space="preserve">flightNumber </w:t>
       </w:r>
     </w:p>
     <w:p>
@@ -1327,21 +1042,12 @@
           <w:szCs w:val="28"/>
         </w:rPr>
       </w:pPr>
-      <w:proofErr w:type="spellStart"/>
-      <w:r>
-        <w:rPr>
-          <w:sz w:val="28"/>
-          <w:szCs w:val="28"/>
-        </w:rPr>
-        <w:t>flightType</w:t>
-      </w:r>
-      <w:proofErr w:type="spellEnd"/>
-      <w:r>
-        <w:rPr>
-          <w:sz w:val="28"/>
-          <w:szCs w:val="28"/>
-        </w:rPr>
-        <w:t xml:space="preserve"> </w:t>
+      <w:r>
+        <w:rPr>
+          <w:sz w:val="28"/>
+          <w:szCs w:val="28"/>
+        </w:rPr>
+        <w:t xml:space="preserve">flightType </w:t>
       </w:r>
     </w:p>
     <w:p>
@@ -1393,21 +1099,12 @@
           <w:szCs w:val="28"/>
         </w:rPr>
       </w:pPr>
-      <w:proofErr w:type="spellStart"/>
-      <w:r>
-        <w:rPr>
-          <w:sz w:val="28"/>
-          <w:szCs w:val="28"/>
-        </w:rPr>
-        <w:t>departureTime</w:t>
-      </w:r>
-      <w:proofErr w:type="spellEnd"/>
-      <w:r>
-        <w:rPr>
-          <w:sz w:val="28"/>
-          <w:szCs w:val="28"/>
-        </w:rPr>
-        <w:t xml:space="preserve"> </w:t>
+      <w:r>
+        <w:rPr>
+          <w:sz w:val="28"/>
+          <w:szCs w:val="28"/>
+        </w:rPr>
+        <w:t xml:space="preserve">price </w:t>
       </w:r>
     </w:p>
     <w:p>
@@ -1421,21 +1118,258 @@
           <w:szCs w:val="28"/>
         </w:rPr>
       </w:pPr>
-      <w:proofErr w:type="spellStart"/>
-      <w:r>
-        <w:rPr>
-          <w:sz w:val="28"/>
-          <w:szCs w:val="28"/>
-        </w:rPr>
-        <w:t>arrivalTime</w:t>
-      </w:r>
-      <w:proofErr w:type="spellEnd"/>
-      <w:r>
-        <w:rPr>
-          <w:sz w:val="28"/>
-          <w:szCs w:val="28"/>
-        </w:rPr>
-        <w:t xml:space="preserve"> </w:t>
+      <w:r>
+        <w:rPr>
+          <w:sz w:val="28"/>
+          <w:szCs w:val="28"/>
+        </w:rPr>
+        <w:t xml:space="preserve">availableSeats </w:t>
+      </w:r>
+    </w:p>
+    <w:p>
+      <w:pPr>
+        <w:numPr>
+          <w:ilvl w:val="0"/>
+          <w:numId w:val="2"/>
+        </w:numPr>
+        <w:rPr>
+          <w:sz w:val="28"/>
+          <w:szCs w:val="28"/>
+        </w:rPr>
+      </w:pPr>
+      <w:r>
+        <w:rPr>
+          <w:sz w:val="28"/>
+          <w:szCs w:val="28"/>
+        </w:rPr>
+        <w:t xml:space="preserve">Store flight information using an </w:t>
+      </w:r>
+      <w:r>
+        <w:rPr>
+          <w:b/>
+          <w:bCs/>
+          <w:sz w:val="28"/>
+          <w:szCs w:val="28"/>
+        </w:rPr>
+        <w:t>in-memory ArrayList</w:t>
+      </w:r>
+      <w:r>
+        <w:rPr>
+          <w:sz w:val="28"/>
+          <w:szCs w:val="28"/>
+        </w:rPr>
+        <w:t xml:space="preserve">. Do not use any database, JPA, Hibernate, or Repository. </w:t>
+      </w:r>
+    </w:p>
+    <w:p>
+      <w:pPr>
+        <w:numPr>
+          <w:ilvl w:val="0"/>
+          <w:numId w:val="2"/>
+        </w:numPr>
+        <w:rPr>
+          <w:sz w:val="28"/>
+          <w:szCs w:val="28"/>
+        </w:rPr>
+      </w:pPr>
+      <w:r>
+        <w:rPr>
+          <w:sz w:val="28"/>
+          <w:szCs w:val="28"/>
+        </w:rPr>
+        <w:t xml:space="preserve">Create a REST API to </w:t>
+      </w:r>
+      <w:r>
+        <w:rPr>
+          <w:b/>
+          <w:bCs/>
+          <w:sz w:val="28"/>
+          <w:szCs w:val="28"/>
+        </w:rPr>
+        <w:t>add a new flight</w:t>
+      </w:r>
+      <w:r>
+        <w:rPr>
+          <w:sz w:val="28"/>
+          <w:szCs w:val="28"/>
+        </w:rPr>
+        <w:t xml:space="preserve">. </w:t>
+      </w:r>
+    </w:p>
+    <w:p>
+      <w:pPr>
+        <w:numPr>
+          <w:ilvl w:val="0"/>
+          <w:numId w:val="2"/>
+        </w:numPr>
+        <w:rPr>
+          <w:sz w:val="28"/>
+          <w:szCs w:val="28"/>
+        </w:rPr>
+      </w:pPr>
+      <w:r>
+        <w:rPr>
+          <w:sz w:val="28"/>
+          <w:szCs w:val="28"/>
+        </w:rPr>
+        <w:t xml:space="preserve">Create a REST API to </w:t>
+      </w:r>
+      <w:r>
+        <w:rPr>
+          <w:b/>
+          <w:bCs/>
+          <w:sz w:val="28"/>
+          <w:szCs w:val="28"/>
+        </w:rPr>
+        <w:t>retrieve all flights</w:t>
+      </w:r>
+      <w:r>
+        <w:rPr>
+          <w:sz w:val="28"/>
+          <w:szCs w:val="28"/>
+        </w:rPr>
+        <w:t xml:space="preserve">. </w:t>
+      </w:r>
+    </w:p>
+    <w:p>
+      <w:pPr>
+        <w:numPr>
+          <w:ilvl w:val="0"/>
+          <w:numId w:val="2"/>
+        </w:numPr>
+        <w:rPr>
+          <w:sz w:val="28"/>
+          <w:szCs w:val="28"/>
+        </w:rPr>
+      </w:pPr>
+      <w:r>
+        <w:rPr>
+          <w:sz w:val="28"/>
+          <w:szCs w:val="28"/>
+        </w:rPr>
+        <w:t xml:space="preserve">Create a REST API to </w:t>
+      </w:r>
+      <w:r>
+        <w:rPr>
+          <w:b/>
+          <w:bCs/>
+          <w:sz w:val="28"/>
+          <w:szCs w:val="28"/>
+        </w:rPr>
+        <w:t>retrieve a flight by its flight number</w:t>
+      </w:r>
+      <w:r>
+        <w:rPr>
+          <w:sz w:val="28"/>
+          <w:szCs w:val="28"/>
+        </w:rPr>
+        <w:t xml:space="preserve">. </w:t>
+      </w:r>
+    </w:p>
+    <w:p>
+      <w:pPr>
+        <w:numPr>
+          <w:ilvl w:val="0"/>
+          <w:numId w:val="2"/>
+        </w:numPr>
+        <w:rPr>
+          <w:sz w:val="28"/>
+          <w:szCs w:val="28"/>
+        </w:rPr>
+      </w:pPr>
+      <w:r>
+        <w:rPr>
+          <w:sz w:val="28"/>
+          <w:szCs w:val="28"/>
+        </w:rPr>
+        <w:t xml:space="preserve">Create a REST API to </w:t>
+      </w:r>
+      <w:r>
+        <w:rPr>
+          <w:b/>
+          <w:bCs/>
+          <w:sz w:val="28"/>
+          <w:szCs w:val="28"/>
+        </w:rPr>
+        <w:t>update an existing flight using its flight number</w:t>
+      </w:r>
+      <w:r>
+        <w:rPr>
+          <w:sz w:val="28"/>
+          <w:szCs w:val="28"/>
+        </w:rPr>
+        <w:t xml:space="preserve">. </w:t>
+      </w:r>
+    </w:p>
+    <w:p>
+      <w:pPr>
+        <w:numPr>
+          <w:ilvl w:val="0"/>
+          <w:numId w:val="2"/>
+        </w:numPr>
+        <w:rPr>
+          <w:sz w:val="28"/>
+          <w:szCs w:val="28"/>
+        </w:rPr>
+      </w:pPr>
+      <w:r>
+        <w:rPr>
+          <w:sz w:val="28"/>
+          <w:szCs w:val="28"/>
+        </w:rPr>
+        <w:t xml:space="preserve">Create a REST API to </w:t>
+      </w:r>
+      <w:r>
+        <w:rPr>
+          <w:b/>
+          <w:bCs/>
+          <w:sz w:val="28"/>
+          <w:szCs w:val="28"/>
+        </w:rPr>
+        <w:t>delete a flight using its flight number</w:t>
+      </w:r>
+      <w:r>
+        <w:rPr>
+          <w:sz w:val="28"/>
+          <w:szCs w:val="28"/>
+        </w:rPr>
+        <w:t xml:space="preserve">. </w:t>
+      </w:r>
+    </w:p>
+    <w:p>
+      <w:pPr>
+        <w:numPr>
+          <w:ilvl w:val="0"/>
+          <w:numId w:val="2"/>
+        </w:numPr>
+        <w:rPr>
+          <w:sz w:val="28"/>
+          <w:szCs w:val="28"/>
+        </w:rPr>
+      </w:pPr>
+      <w:r>
+        <w:rPr>
+          <w:sz w:val="28"/>
+          <w:szCs w:val="28"/>
+        </w:rPr>
+        <w:lastRenderedPageBreak/>
+        <w:t xml:space="preserve">Create a REST API to </w:t>
+      </w:r>
+      <w:r>
+        <w:rPr>
+          <w:b/>
+          <w:bCs/>
+          <w:sz w:val="28"/>
+          <w:szCs w:val="28"/>
+        </w:rPr>
+        <w:t>search flights by flight type/airline</w:t>
+      </w:r>
+      <w:r>
+        <w:rPr>
+          <w:sz w:val="28"/>
+          <w:szCs w:val="28"/>
+        </w:rPr>
+        <w:t xml:space="preserve">, such as: </w:t>
       </w:r>
     </w:p>
     <w:p>
@@ -1454,7 +1388,7 @@
           <w:sz w:val="28"/>
           <w:szCs w:val="28"/>
         </w:rPr>
-        <w:t xml:space="preserve">price </w:t>
+        <w:t xml:space="preserve">Indigo </w:t>
       </w:r>
     </w:p>
     <w:p>
@@ -1468,21 +1402,31 @@
           <w:szCs w:val="28"/>
         </w:rPr>
       </w:pPr>
-      <w:proofErr w:type="spellStart"/>
-      <w:r>
-        <w:rPr>
-          <w:sz w:val="28"/>
-          <w:szCs w:val="28"/>
-        </w:rPr>
-        <w:t>availableSeats</w:t>
-      </w:r>
-      <w:proofErr w:type="spellEnd"/>
-      <w:r>
-        <w:rPr>
-          <w:sz w:val="28"/>
-          <w:szCs w:val="28"/>
-        </w:rPr>
-        <w:t xml:space="preserve"> </w:t>
+      <w:r>
+        <w:rPr>
+          <w:sz w:val="28"/>
+          <w:szCs w:val="28"/>
+        </w:rPr>
+        <w:t xml:space="preserve">Spice Jet </w:t>
+      </w:r>
+    </w:p>
+    <w:p>
+      <w:pPr>
+        <w:numPr>
+          <w:ilvl w:val="1"/>
+          <w:numId w:val="2"/>
+        </w:numPr>
+        <w:rPr>
+          <w:sz w:val="28"/>
+          <w:szCs w:val="28"/>
+        </w:rPr>
+      </w:pPr>
+      <w:r>
+        <w:rPr>
+          <w:sz w:val="28"/>
+          <w:szCs w:val="28"/>
+        </w:rPr>
+        <w:t xml:space="preserve">Air India </w:t>
       </w:r>
     </w:p>
     <w:p>
@@ -1501,7 +1445,7 @@
           <w:sz w:val="28"/>
           <w:szCs w:val="28"/>
         </w:rPr>
-        <w:t xml:space="preserve">Store flight information using an </w:t>
+        <w:t xml:space="preserve">Create a REST API to </w:t>
       </w:r>
       <w:r>
         <w:rPr>
@@ -1510,9 +1454,34 @@
           <w:sz w:val="28"/>
           <w:szCs w:val="28"/>
         </w:rPr>
-        <w:t xml:space="preserve">in-memory </w:t>
-      </w:r>
-      <w:proofErr w:type="spellStart"/>
+        <w:t>delete all flights belonging to a particular flight type/airline</w:t>
+      </w:r>
+      <w:r>
+        <w:rPr>
+          <w:sz w:val="28"/>
+          <w:szCs w:val="28"/>
+        </w:rPr>
+        <w:t xml:space="preserve">. For example, deleting all Indigo flights. </w:t>
+      </w:r>
+    </w:p>
+    <w:p>
+      <w:pPr>
+        <w:numPr>
+          <w:ilvl w:val="0"/>
+          <w:numId w:val="2"/>
+        </w:numPr>
+        <w:rPr>
+          <w:sz w:val="28"/>
+          <w:szCs w:val="28"/>
+        </w:rPr>
+      </w:pPr>
+      <w:r>
+        <w:rPr>
+          <w:sz w:val="28"/>
+          <w:szCs w:val="28"/>
+        </w:rPr>
+        <w:t xml:space="preserve">Ensure that the </w:t>
+      </w:r>
       <w:r>
         <w:rPr>
           <w:b/>
@@ -1520,15 +1489,14 @@
           <w:sz w:val="28"/>
           <w:szCs w:val="28"/>
         </w:rPr>
-        <w:t>ArrayList</w:t>
-      </w:r>
-      <w:proofErr w:type="spellEnd"/>
-      <w:r>
-        <w:rPr>
-          <w:sz w:val="28"/>
-          <w:szCs w:val="28"/>
-        </w:rPr>
-        <w:t xml:space="preserve">. Do not use any database, JPA, Hibernate, or Repository. </w:t>
+        <w:t>search and delete-by-flight-type logic is implemented in the Service layer</w:t>
+      </w:r>
+      <w:r>
+        <w:rPr>
+          <w:sz w:val="28"/>
+          <w:szCs w:val="28"/>
+        </w:rPr>
+        <w:t xml:space="preserve">, not in the Controller. </w:t>
       </w:r>
     </w:p>
     <w:p>
@@ -1547,360 +1515,6 @@
           <w:sz w:val="28"/>
           <w:szCs w:val="28"/>
         </w:rPr>
-        <w:t xml:space="preserve">Create a REST API to </w:t>
-      </w:r>
-      <w:r>
-        <w:rPr>
-          <w:b/>
-          <w:bCs/>
-          <w:sz w:val="28"/>
-          <w:szCs w:val="28"/>
-        </w:rPr>
-        <w:t>add a new flight</w:t>
-      </w:r>
-      <w:r>
-        <w:rPr>
-          <w:sz w:val="28"/>
-          <w:szCs w:val="28"/>
-        </w:rPr>
-        <w:t xml:space="preserve">. </w:t>
-      </w:r>
-    </w:p>
-    <w:p>
-      <w:pPr>
-        <w:numPr>
-          <w:ilvl w:val="0"/>
-          <w:numId w:val="2"/>
-        </w:numPr>
-        <w:rPr>
-          <w:sz w:val="28"/>
-          <w:szCs w:val="28"/>
-        </w:rPr>
-      </w:pPr>
-      <w:r>
-        <w:rPr>
-          <w:sz w:val="28"/>
-          <w:szCs w:val="28"/>
-        </w:rPr>
-        <w:lastRenderedPageBreak/>
-        <w:t xml:space="preserve">Create a REST API to </w:t>
-      </w:r>
-      <w:r>
-        <w:rPr>
-          <w:b/>
-          <w:bCs/>
-          <w:sz w:val="28"/>
-          <w:szCs w:val="28"/>
-        </w:rPr>
-        <w:t>retrieve all flights</w:t>
-      </w:r>
-      <w:r>
-        <w:rPr>
-          <w:sz w:val="28"/>
-          <w:szCs w:val="28"/>
-        </w:rPr>
-        <w:t xml:space="preserve">. </w:t>
-      </w:r>
-    </w:p>
-    <w:p>
-      <w:pPr>
-        <w:numPr>
-          <w:ilvl w:val="0"/>
-          <w:numId w:val="2"/>
-        </w:numPr>
-        <w:rPr>
-          <w:sz w:val="28"/>
-          <w:szCs w:val="28"/>
-        </w:rPr>
-      </w:pPr>
-      <w:r>
-        <w:rPr>
-          <w:sz w:val="28"/>
-          <w:szCs w:val="28"/>
-        </w:rPr>
-        <w:t xml:space="preserve">Create a REST API to </w:t>
-      </w:r>
-      <w:r>
-        <w:rPr>
-          <w:b/>
-          <w:bCs/>
-          <w:sz w:val="28"/>
-          <w:szCs w:val="28"/>
-        </w:rPr>
-        <w:t>retrieve a flight by its flight number</w:t>
-      </w:r>
-      <w:r>
-        <w:rPr>
-          <w:sz w:val="28"/>
-          <w:szCs w:val="28"/>
-        </w:rPr>
-        <w:t xml:space="preserve">. </w:t>
-      </w:r>
-    </w:p>
-    <w:p>
-      <w:pPr>
-        <w:numPr>
-          <w:ilvl w:val="0"/>
-          <w:numId w:val="2"/>
-        </w:numPr>
-        <w:rPr>
-          <w:sz w:val="28"/>
-          <w:szCs w:val="28"/>
-        </w:rPr>
-      </w:pPr>
-      <w:r>
-        <w:rPr>
-          <w:sz w:val="28"/>
-          <w:szCs w:val="28"/>
-        </w:rPr>
-        <w:t xml:space="preserve">Create a REST API to </w:t>
-      </w:r>
-      <w:r>
-        <w:rPr>
-          <w:b/>
-          <w:bCs/>
-          <w:sz w:val="28"/>
-          <w:szCs w:val="28"/>
-        </w:rPr>
-        <w:t>update an existing flight using its flight number</w:t>
-      </w:r>
-      <w:r>
-        <w:rPr>
-          <w:sz w:val="28"/>
-          <w:szCs w:val="28"/>
-        </w:rPr>
-        <w:t xml:space="preserve">. </w:t>
-      </w:r>
-    </w:p>
-    <w:p>
-      <w:pPr>
-        <w:numPr>
-          <w:ilvl w:val="0"/>
-          <w:numId w:val="2"/>
-        </w:numPr>
-        <w:rPr>
-          <w:sz w:val="28"/>
-          <w:szCs w:val="28"/>
-        </w:rPr>
-      </w:pPr>
-      <w:r>
-        <w:rPr>
-          <w:sz w:val="28"/>
-          <w:szCs w:val="28"/>
-        </w:rPr>
-        <w:t xml:space="preserve">Create a REST API to </w:t>
-      </w:r>
-      <w:r>
-        <w:rPr>
-          <w:b/>
-          <w:bCs/>
-          <w:sz w:val="28"/>
-          <w:szCs w:val="28"/>
-        </w:rPr>
-        <w:t>delete a flight using its flight number</w:t>
-      </w:r>
-      <w:r>
-        <w:rPr>
-          <w:sz w:val="28"/>
-          <w:szCs w:val="28"/>
-        </w:rPr>
-        <w:t xml:space="preserve">. </w:t>
-      </w:r>
-    </w:p>
-    <w:p>
-      <w:pPr>
-        <w:numPr>
-          <w:ilvl w:val="0"/>
-          <w:numId w:val="2"/>
-        </w:numPr>
-        <w:rPr>
-          <w:sz w:val="28"/>
-          <w:szCs w:val="28"/>
-        </w:rPr>
-      </w:pPr>
-      <w:r>
-        <w:rPr>
-          <w:sz w:val="28"/>
-          <w:szCs w:val="28"/>
-        </w:rPr>
-        <w:t xml:space="preserve">Create a REST API to </w:t>
-      </w:r>
-      <w:r>
-        <w:rPr>
-          <w:b/>
-          <w:bCs/>
-          <w:sz w:val="28"/>
-          <w:szCs w:val="28"/>
-        </w:rPr>
-        <w:t>search flights by flight type/airline</w:t>
-      </w:r>
-      <w:r>
-        <w:rPr>
-          <w:sz w:val="28"/>
-          <w:szCs w:val="28"/>
-        </w:rPr>
-        <w:t xml:space="preserve">, such as: </w:t>
-      </w:r>
-    </w:p>
-    <w:p>
-      <w:pPr>
-        <w:numPr>
-          <w:ilvl w:val="1"/>
-          <w:numId w:val="2"/>
-        </w:numPr>
-        <w:rPr>
-          <w:sz w:val="28"/>
-          <w:szCs w:val="28"/>
-        </w:rPr>
-      </w:pPr>
-      <w:r>
-        <w:rPr>
-          <w:sz w:val="28"/>
-          <w:szCs w:val="28"/>
-        </w:rPr>
-        <w:t xml:space="preserve">Indigo </w:t>
-      </w:r>
-    </w:p>
-    <w:p>
-      <w:pPr>
-        <w:numPr>
-          <w:ilvl w:val="1"/>
-          <w:numId w:val="2"/>
-        </w:numPr>
-        <w:rPr>
-          <w:sz w:val="28"/>
-          <w:szCs w:val="28"/>
-        </w:rPr>
-      </w:pPr>
-      <w:r>
-        <w:rPr>
-          <w:sz w:val="28"/>
-          <w:szCs w:val="28"/>
-        </w:rPr>
-        <w:t xml:space="preserve">Spice Jet </w:t>
-      </w:r>
-    </w:p>
-    <w:p>
-      <w:pPr>
-        <w:numPr>
-          <w:ilvl w:val="1"/>
-          <w:numId w:val="2"/>
-        </w:numPr>
-        <w:rPr>
-          <w:sz w:val="28"/>
-          <w:szCs w:val="28"/>
-        </w:rPr>
-      </w:pPr>
-      <w:r>
-        <w:rPr>
-          <w:sz w:val="28"/>
-          <w:szCs w:val="28"/>
-        </w:rPr>
-        <w:t xml:space="preserve">Air India </w:t>
-      </w:r>
-    </w:p>
-    <w:p>
-      <w:pPr>
-        <w:numPr>
-          <w:ilvl w:val="0"/>
-          <w:numId w:val="2"/>
-        </w:numPr>
-        <w:rPr>
-          <w:sz w:val="28"/>
-          <w:szCs w:val="28"/>
-        </w:rPr>
-      </w:pPr>
-      <w:r>
-        <w:rPr>
-          <w:sz w:val="28"/>
-          <w:szCs w:val="28"/>
-        </w:rPr>
-        <w:t xml:space="preserve">Create a REST API to </w:t>
-      </w:r>
-      <w:r>
-        <w:rPr>
-          <w:b/>
-          <w:bCs/>
-          <w:sz w:val="28"/>
-          <w:szCs w:val="28"/>
-        </w:rPr>
-        <w:t>delete all flights belonging to a particular flight type/airline</w:t>
-      </w:r>
-      <w:r>
-        <w:rPr>
-          <w:sz w:val="28"/>
-          <w:szCs w:val="28"/>
-        </w:rPr>
-        <w:t xml:space="preserve">. For example, deleting all </w:t>
-      </w:r>
-      <w:proofErr w:type="gramStart"/>
-      <w:r>
-        <w:rPr>
-          <w:sz w:val="28"/>
-          <w:szCs w:val="28"/>
-        </w:rPr>
-        <w:t>Indigo</w:t>
-      </w:r>
-      <w:proofErr w:type="gramEnd"/>
-      <w:r>
-        <w:rPr>
-          <w:sz w:val="28"/>
-          <w:szCs w:val="28"/>
-        </w:rPr>
-        <w:t xml:space="preserve"> flights. </w:t>
-      </w:r>
-    </w:p>
-    <w:p>
-      <w:pPr>
-        <w:numPr>
-          <w:ilvl w:val="0"/>
-          <w:numId w:val="2"/>
-        </w:numPr>
-        <w:rPr>
-          <w:sz w:val="28"/>
-          <w:szCs w:val="28"/>
-        </w:rPr>
-      </w:pPr>
-      <w:r>
-        <w:rPr>
-          <w:sz w:val="28"/>
-          <w:szCs w:val="28"/>
-        </w:rPr>
-        <w:t xml:space="preserve">Ensure that the </w:t>
-      </w:r>
-      <w:r>
-        <w:rPr>
-          <w:b/>
-          <w:bCs/>
-          <w:sz w:val="28"/>
-          <w:szCs w:val="28"/>
-        </w:rPr>
-        <w:t>search and delete-by-flight-type logic is implemented in the Service layer</w:t>
-      </w:r>
-      <w:r>
-        <w:rPr>
-          <w:sz w:val="28"/>
-          <w:szCs w:val="28"/>
-        </w:rPr>
-        <w:t xml:space="preserve">, not in the Controller. </w:t>
-      </w:r>
-    </w:p>
-    <w:p>
-      <w:pPr>
-        <w:numPr>
-          <w:ilvl w:val="0"/>
-          <w:numId w:val="2"/>
-        </w:numPr>
-        <w:rPr>
-          <w:sz w:val="28"/>
-          <w:szCs w:val="28"/>
-        </w:rPr>
-      </w:pPr>
-      <w:r>
-        <w:rPr>
-          <w:sz w:val="28"/>
-          <w:szCs w:val="28"/>
-        </w:rPr>
         <w:t xml:space="preserve">Use appropriate Spring Boot REST annotations such as: </w:t>
       </w:r>
     </w:p>
@@ -1915,21 +1529,12 @@
           <w:szCs w:val="28"/>
         </w:rPr>
       </w:pPr>
-      <w:proofErr w:type="gramStart"/>
-      <w:r>
-        <w:rPr>
-          <w:sz w:val="28"/>
-          <w:szCs w:val="28"/>
-        </w:rPr>
-        <w:t>@RestController</w:t>
-      </w:r>
-      <w:proofErr w:type="gramEnd"/>
-      <w:r>
-        <w:rPr>
-          <w:sz w:val="28"/>
-          <w:szCs w:val="28"/>
-        </w:rPr>
-        <w:t xml:space="preserve"> </w:t>
+      <w:r>
+        <w:rPr>
+          <w:sz w:val="28"/>
+          <w:szCs w:val="28"/>
+        </w:rPr>
+        <w:t xml:space="preserve">@RestController </w:t>
       </w:r>
     </w:p>
     <w:p>
@@ -1943,21 +1548,12 @@
           <w:szCs w:val="28"/>
         </w:rPr>
       </w:pPr>
-      <w:proofErr w:type="gramStart"/>
-      <w:r>
-        <w:rPr>
-          <w:sz w:val="28"/>
-          <w:szCs w:val="28"/>
-        </w:rPr>
-        <w:t>@RequestMapping</w:t>
-      </w:r>
-      <w:proofErr w:type="gramEnd"/>
-      <w:r>
-        <w:rPr>
-          <w:sz w:val="28"/>
-          <w:szCs w:val="28"/>
-        </w:rPr>
-        <w:t xml:space="preserve"> </w:t>
+      <w:r>
+        <w:rPr>
+          <w:sz w:val="28"/>
+          <w:szCs w:val="28"/>
+        </w:rPr>
+        <w:t xml:space="preserve">@RequestMapping </w:t>
       </w:r>
     </w:p>
     <w:p>
@@ -1971,21 +1567,12 @@
           <w:szCs w:val="28"/>
         </w:rPr>
       </w:pPr>
-      <w:proofErr w:type="gramStart"/>
-      <w:r>
-        <w:rPr>
-          <w:sz w:val="28"/>
-          <w:szCs w:val="28"/>
-        </w:rPr>
-        <w:t>@GetMapping</w:t>
-      </w:r>
-      <w:proofErr w:type="gramEnd"/>
-      <w:r>
-        <w:rPr>
-          <w:sz w:val="28"/>
-          <w:szCs w:val="28"/>
-        </w:rPr>
-        <w:t xml:space="preserve"> </w:t>
+      <w:r>
+        <w:rPr>
+          <w:sz w:val="28"/>
+          <w:szCs w:val="28"/>
+        </w:rPr>
+        <w:t xml:space="preserve">@GetMapping </w:t>
       </w:r>
     </w:p>
     <w:p>
@@ -1999,21 +1586,12 @@
           <w:szCs w:val="28"/>
         </w:rPr>
       </w:pPr>
-      <w:proofErr w:type="gramStart"/>
-      <w:r>
-        <w:rPr>
-          <w:sz w:val="28"/>
-          <w:szCs w:val="28"/>
-        </w:rPr>
-        <w:t>@PostMapping</w:t>
-      </w:r>
-      <w:proofErr w:type="gramEnd"/>
-      <w:r>
-        <w:rPr>
-          <w:sz w:val="28"/>
-          <w:szCs w:val="28"/>
-        </w:rPr>
-        <w:t xml:space="preserve"> </w:t>
+      <w:r>
+        <w:rPr>
+          <w:sz w:val="28"/>
+          <w:szCs w:val="28"/>
+        </w:rPr>
+        <w:t xml:space="preserve">@PostMapping </w:t>
       </w:r>
     </w:p>
     <w:p>
@@ -2027,21 +1605,12 @@
           <w:szCs w:val="28"/>
         </w:rPr>
       </w:pPr>
-      <w:proofErr w:type="gramStart"/>
-      <w:r>
-        <w:rPr>
-          <w:sz w:val="28"/>
-          <w:szCs w:val="28"/>
-        </w:rPr>
-        <w:t>@PutMapping</w:t>
-      </w:r>
-      <w:proofErr w:type="gramEnd"/>
-      <w:r>
-        <w:rPr>
-          <w:sz w:val="28"/>
-          <w:szCs w:val="28"/>
-        </w:rPr>
-        <w:t xml:space="preserve"> </w:t>
+      <w:r>
+        <w:rPr>
+          <w:sz w:val="28"/>
+          <w:szCs w:val="28"/>
+        </w:rPr>
+        <w:t xml:space="preserve">@PutMapping </w:t>
       </w:r>
     </w:p>
     <w:p>
@@ -2055,21 +1624,12 @@
           <w:szCs w:val="28"/>
         </w:rPr>
       </w:pPr>
-      <w:proofErr w:type="gramStart"/>
-      <w:r>
-        <w:rPr>
-          <w:sz w:val="28"/>
-          <w:szCs w:val="28"/>
-        </w:rPr>
-        <w:t>@DeleteMapping</w:t>
-      </w:r>
-      <w:proofErr w:type="gramEnd"/>
-      <w:r>
-        <w:rPr>
-          <w:sz w:val="28"/>
-          <w:szCs w:val="28"/>
-        </w:rPr>
-        <w:t xml:space="preserve"> </w:t>
+      <w:r>
+        <w:rPr>
+          <w:sz w:val="28"/>
+          <w:szCs w:val="28"/>
+        </w:rPr>
+        <w:t xml:space="preserve">@DeleteMapping </w:t>
       </w:r>
     </w:p>
     <w:p>
@@ -2083,21 +1643,12 @@
           <w:szCs w:val="28"/>
         </w:rPr>
       </w:pPr>
-      <w:proofErr w:type="gramStart"/>
-      <w:r>
-        <w:rPr>
-          <w:sz w:val="28"/>
-          <w:szCs w:val="28"/>
-        </w:rPr>
-        <w:t>@PathVariable</w:t>
-      </w:r>
-      <w:proofErr w:type="gramEnd"/>
-      <w:r>
-        <w:rPr>
-          <w:sz w:val="28"/>
-          <w:szCs w:val="28"/>
-        </w:rPr>
-        <w:t xml:space="preserve"> </w:t>
+      <w:r>
+        <w:rPr>
+          <w:sz w:val="28"/>
+          <w:szCs w:val="28"/>
+        </w:rPr>
+        <w:t xml:space="preserve">@PathVariable </w:t>
       </w:r>
     </w:p>
     <w:p>
@@ -2111,21 +1662,12 @@
           <w:szCs w:val="28"/>
         </w:rPr>
       </w:pPr>
-      <w:proofErr w:type="gramStart"/>
-      <w:r>
-        <w:rPr>
-          <w:sz w:val="28"/>
-          <w:szCs w:val="28"/>
-        </w:rPr>
-        <w:t>@RequestBody</w:t>
-      </w:r>
-      <w:proofErr w:type="gramEnd"/>
-      <w:r>
-        <w:rPr>
-          <w:sz w:val="28"/>
-          <w:szCs w:val="28"/>
-        </w:rPr>
-        <w:t xml:space="preserve"> </w:t>
+      <w:r>
+        <w:rPr>
+          <w:sz w:val="28"/>
+          <w:szCs w:val="28"/>
+        </w:rPr>
+        <w:t xml:space="preserve">@RequestBody </w:t>
       </w:r>
     </w:p>
     <w:p>
@@ -2144,23 +1686,7 @@
           <w:sz w:val="28"/>
           <w:szCs w:val="28"/>
         </w:rPr>
-        <w:t xml:space="preserve">Handle the scenario where </w:t>
-      </w:r>
-      <w:proofErr w:type="gramStart"/>
-      <w:r>
-        <w:rPr>
-          <w:sz w:val="28"/>
-          <w:szCs w:val="28"/>
-        </w:rPr>
-        <w:t>a requested</w:t>
-      </w:r>
-      <w:proofErr w:type="gramEnd"/>
-      <w:r>
-        <w:rPr>
-          <w:sz w:val="28"/>
-          <w:szCs w:val="28"/>
-        </w:rPr>
-        <w:t xml:space="preserve"> </w:t>
+        <w:t xml:space="preserve">Handle the scenario where a requested </w:t>
       </w:r>
       <w:r>
         <w:rPr>
@@ -3408,6 +2934,7 @@
   <w:style w:type="character" w:default="1" w:styleId="DefaultParagraphFont">
     <w:name w:val="Default Paragraph Font"/>
     <w:uiPriority w:val="1"/>
+    <w:semiHidden/>
     <w:unhideWhenUsed/>
   </w:style>
   <w:style w:type="table" w:default="1" w:styleId="TableNormal">
